--- a/docs/prd-docx-v2/用户端App/商品详情.docx
+++ b/docs/prd-docx-v2/用户端App/商品详情.docx
@@ -1670,7 +1670,7 @@
                 <w:rFonts w:ascii="宋体" w:hAnsi="宋体" w:eastAsia="宋体"/>
                 <w:sz w:val="21"/>
               </w:rPr>
-              <w:t>`mock-data.js`</w:t>
+              <w:t>原型数据</w:t>
             </w:r>
           </w:p>
         </w:tc>
@@ -1714,7 +1714,7 @@
                 <w:rFonts w:ascii="宋体" w:hAnsi="宋体" w:eastAsia="宋体"/>
                 <w:sz w:val="21"/>
               </w:rPr>
-              <w:t>`mock-data.js`</w:t>
+              <w:t>原型数据</w:t>
             </w:r>
           </w:p>
         </w:tc>
@@ -1744,7 +1744,7 @@
                 <w:rFonts w:ascii="宋体" w:hAnsi="宋体" w:eastAsia="宋体"/>
                 <w:sz w:val="21"/>
               </w:rPr>
-              <w:t>`window.MockData.cases`</w:t>
+              <w:t>业务数据</w:t>
             </w:r>
           </w:p>
         </w:tc>
@@ -1758,7 +1758,7 @@
                 <w:rFonts w:ascii="宋体" w:hAnsi="宋体" w:eastAsia="宋体"/>
                 <w:sz w:val="21"/>
               </w:rPr>
-              <w:t>`mock-data.js`</w:t>
+              <w:t>原型数据</w:t>
             </w:r>
           </w:p>
         </w:tc>
@@ -1788,7 +1788,7 @@
                 <w:rFonts w:ascii="宋体" w:hAnsi="宋体" w:eastAsia="宋体"/>
                 <w:sz w:val="21"/>
               </w:rPr>
-              <w:t>`window.MockData.productReviews`</w:t>
+              <w:t>业务数据</w:t>
             </w:r>
           </w:p>
         </w:tc>
@@ -1802,7 +1802,7 @@
                 <w:rFonts w:ascii="宋体" w:hAnsi="宋体" w:eastAsia="宋体"/>
                 <w:sz w:val="21"/>
               </w:rPr>
-              <w:t>`mock-data.js`</w:t>
+              <w:t>原型数据</w:t>
             </w:r>
           </w:p>
         </w:tc>
@@ -1832,7 +1832,7 @@
                 <w:rFonts w:ascii="宋体" w:hAnsi="宋体" w:eastAsia="宋体"/>
                 <w:sz w:val="21"/>
               </w:rPr>
-              <w:t>`mockUserCollections`（`localStorage`）</w:t>
+              <w:t>`mockUserCollections`（`浏览器本地缓存`）</w:t>
             </w:r>
           </w:p>
         </w:tc>
@@ -1876,7 +1876,7 @@
                 <w:rFonts w:ascii="宋体" w:hAnsi="宋体" w:eastAsia="宋体"/>
                 <w:sz w:val="21"/>
               </w:rPr>
-              <w:t>`mockUserCart`（`localStorage`）</w:t>
+              <w:t>`mockUserCart`（`浏览器本地缓存`）</w:t>
             </w:r>
           </w:p>
         </w:tc>
@@ -2502,7 +2502,7 @@
           <w:rFonts w:ascii="宋体" w:hAnsi="宋体" w:eastAsia="宋体"/>
           <w:sz w:val="21"/>
         </w:rPr>
-        <w:t>- 案例关联通过 SKU 匹配 `window.MockData.cases[].linkedProducts` 实现。  ---</w:t>
+        <w:t>- 案例关联通过 SKU 匹配 `系统数据.cases[].linkedProducts` 实现。  ---</w:t>
       </w:r>
     </w:p>
     <w:p>
@@ -2621,7 +2621,7 @@
           <w:rFonts w:ascii="宋体" w:hAnsi="宋体" w:eastAsia="宋体"/>
           <w:sz w:val="21"/>
         </w:rPr>
-        <w:t>- 评价数据来源于 `window.MockData.productReviews`，按 SKU 过滤且仅展示已审核评价。  ---</w:t>
+        <w:t>- 评价数据来源于 `系统数据.productReviews`，按 SKU 过滤且仅展示已审核评价。  ---</w:t>
       </w:r>
     </w:p>
     <w:p>
@@ -2698,7 +2698,7 @@
           <w:rFonts w:ascii="宋体" w:hAnsi="宋体" w:eastAsia="宋体"/>
           <w:sz w:val="21"/>
         </w:rPr>
-        <w:t>- 底部操作栏左侧提供「收藏」按钮（星形图标）。 - 未收藏时显示空心星「☆」，已收藏显示实心星「★」并变为金色。 - 点击切换收藏状态，数据写入 `localStorage`（`mockUserCollections`）。 - 操作后显示反馈提示（如「XXX 已加入收藏」或「已取消收藏」）。</w:t>
+        <w:t>- 底部操作栏左侧提供「收藏」按钮（星形图标）。 - 未收藏时显示空心星「☆」，已收藏显示实心星「★」并变为金色。 - 点击切换收藏状态，数据写入 `浏览器本地缓存`（`mockUserCollections`）。 - 操作后显示反馈提示（如「XXX 已加入收藏」或「已取消收藏」）。</w:t>
       </w:r>
     </w:p>
     <w:p>
@@ -2719,7 +2719,7 @@
           <w:rFonts w:ascii="宋体" w:hAnsi="宋体" w:eastAsia="宋体"/>
           <w:sz w:val="21"/>
         </w:rPr>
-        <w:t>- `localStorage` 中的收藏列表更新，商城首页收藏徽标同步变化。</w:t>
+        <w:t>- `浏览器本地缓存` 中的收藏列表更新，商城首页收藏徽标同步变化。</w:t>
       </w:r>
     </w:p>
     <w:p>
@@ -2740,7 +2740,7 @@
           <w:rFonts w:ascii="宋体" w:hAnsi="宋体" w:eastAsia="宋体"/>
           <w:sz w:val="21"/>
         </w:rPr>
-        <w:t>- 收藏状态在页面加载时从 `localStorage` 同步恢复。  ---</w:t>
+        <w:t>- 收藏状态在页面加载时从 `浏览器本地缓存` 同步恢复。  ---</w:t>
       </w:r>
     </w:p>
     <w:p>
@@ -2817,7 +2817,7 @@
           <w:rFonts w:ascii="宋体" w:hAnsi="宋体" w:eastAsia="宋体"/>
           <w:sz w:val="21"/>
         </w:rPr>
-        <w:t>- 底部操作栏提供「加入购物车」按钮。 - 点击后将商品加入 `localStorage`（`mockUserCart`）。 - 若商品已存在购物车，数量自动累加（`quantity += 1`）。 - 操作后显示反馈提示（如「已加入购物车，购物车共 N 件」）。</w:t>
+        <w:t>- 底部操作栏提供「加入购物车」按钮。 - 点击后将商品加入 `浏览器本地缓存`（`mockUserCart`）。 - 若商品已存在购物车，数量自动累加（`quantity += 1`）。 - 操作后显示反馈提示（如「已加入购物车，购物车共 N 件」）。</w:t>
       </w:r>
     </w:p>
     <w:p>
